--- a/compx574/Individual-Report-ZH.docx
+++ b/compx574/Individual-Report-ZH.docx
@@ -30,7 +30,7 @@
         <w:rPr>
           <w:rFonts w:ascii="Calibri" w:eastAsia="PingFang SC" w:hAnsi="Calibri"/>
         </w:rPr>
-        <w:t xml:space="preserve"> _[填写]_　</w:t>
+        <w:t xml:space="preserve"> Rison Guan　</w:t>
       </w:r>
       <w:r>
         <w:rPr>
@@ -44,7 +44,7 @@
         <w:rPr>
           <w:rFonts w:ascii="Calibri" w:eastAsia="PingFang SC" w:hAnsi="Calibri"/>
         </w:rPr>
-        <w:t xml:space="preserve"> _[填写]_　</w:t>
+        <w:t xml:space="preserve"> 1675407　</w:t>
       </w:r>
       <w:r>
         <w:rPr>
@@ -58,7 +58,7 @@
         <w:rPr>
           <w:rFonts w:ascii="Calibri" w:eastAsia="PingFang SC" w:hAnsi="Calibri"/>
         </w:rPr>
-        <w:t xml:space="preserve"> _[填写]_ </w:t>
+        <w:t xml:space="preserve"> _[填写学生邮箱]_ </w:t>
       </w:r>
       <w:r>
         <w:rPr>
@@ -74,7 +74,7 @@
         </w:rPr>
         <w:t xml:space="preserve"> </w:t>
       </w:r>
-      <w:hyperlink w:history="1" r:id="rIdpol-ukzdfla6vtpzfsly2">
+      <w:hyperlink w:history="1" r:id="rId__bqof6knodmrpmslyc1p">
         <w:r>
           <w:rPr>
             <w:rStyle w:val="Hyperlink"/>
@@ -103,7 +103,7 @@
         </w:rPr>
         <w:t xml:space="preserve"> </w:t>
       </w:r>
-      <w:hyperlink w:history="1" r:id="rIduqykezmcm07ou9v_zz3jz">
+      <w:hyperlink w:history="1" r:id="rIdxkgnnzy9mg-mmcn1ulqf5">
         <w:r>
           <w:rPr>
             <w:rStyle w:val="Hyperlink"/>
@@ -320,7 +320,7 @@
               </w:rPr>
               <w:t xml:space="preserve">Issue </w:t>
             </w:r>
-            <w:hyperlink w:history="1" r:id="rId-rzowtiws3mtsfaafqcfv">
+            <w:hyperlink w:history="1" r:id="rIdin8rcimrlhpdnd055tywh">
               <w:r>
                 <w:rPr>
                   <w:rStyle w:val="Hyperlink"/>
@@ -423,7 +423,7 @@
               </w:rPr>
               <w:t xml:space="preserve">Issue </w:t>
             </w:r>
-            <w:hyperlink w:history="1" r:id="rIdcnp35g5_jlhy-osk0en8n">
+            <w:hyperlink w:history="1" r:id="rIdzazis1_reyqyn_ziabks0">
               <w:r>
                 <w:rPr>
                   <w:rStyle w:val="Hyperlink"/>
@@ -526,7 +526,7 @@
               </w:rPr>
               <w:t xml:space="preserve">PR </w:t>
             </w:r>
-            <w:hyperlink w:history="1" r:id="rIdkawnogoan4yttmcuycssr">
+            <w:hyperlink w:history="1" r:id="rIdmqa4cqssfpatox0iy60pb">
               <w:r>
                 <w:rPr>
                   <w:rStyle w:val="Hyperlink"/>
@@ -637,7 +637,7 @@
               </w:rPr>
               <w:t xml:space="preserve">PR </w:t>
             </w:r>
-            <w:hyperlink w:history="1" r:id="rIdskrj1xzs7qftcn9onwbz2">
+            <w:hyperlink w:history="1" r:id="rIddkumpctqcl9cr9ycc9ol6">
               <w:r>
                 <w:rPr>
                   <w:rStyle w:val="Hyperlink"/>
@@ -834,7 +834,7 @@
               </w:rPr>
               <w:t xml:space="preserve">PR </w:t>
             </w:r>
-            <w:hyperlink w:history="1" r:id="rIdmpfn4mxteui8bstzmhttg">
+            <w:hyperlink w:history="1" r:id="rIdpofg-vygqa5hluhvehx60">
               <w:r>
                 <w:rPr>
                   <w:rStyle w:val="Hyperlink"/>
@@ -916,7 +916,7 @@
       <w:pPr>
         <w:spacing w:after="120" w:before="60"/>
       </w:pPr>
-      <w:hyperlink w:history="1" r:id="rIdx_ppehzw_llztzqg97dco">
+      <w:hyperlink w:history="1" r:id="rId2be5rk-nrblb_s7c3nmnw">
         <w:r>
           <w:rPr>
             <w:rStyle w:val="Hyperlink"/>
@@ -1156,7 +1156,7 @@
       <w:pPr>
         <w:spacing w:after="120" w:before="60"/>
       </w:pPr>
-      <w:hyperlink w:history="1" r:id="rIduu6oy2txydpxlepzn5e9h">
+      <w:hyperlink w:history="1" r:id="rIds8ig9fzpyjzz2mfkycgog">
         <w:r>
           <w:rPr>
             <w:rStyle w:val="Hyperlink"/>
@@ -1171,7 +1171,7 @@
         </w:rPr>
         <w:t xml:space="preserve"> · 2026-09-21 创建 · 1 commit，+16/−0，2 个文件 · 修复既有 issue </w:t>
       </w:r>
-      <w:hyperlink w:history="1" r:id="rIdlpkvksckr-axpffiuxo2i">
+      <w:hyperlink w:history="1" r:id="rIdrrsxttzpziytnj38shxtz">
         <w:r>
           <w:rPr>
             <w:rStyle w:val="Hyperlink"/>
@@ -1554,7 +1554,7 @@
               <w:spacing w:after="0" w:before="0"/>
               <w:jc w:val="left"/>
             </w:pPr>
-            <w:hyperlink w:history="1" r:id="rId-x70j6f1scotrurvylxmh">
+            <w:hyperlink w:history="1" r:id="rIdvix9od-3ocoawu76zwykd">
               <w:r>
                 <w:rPr>
                   <w:rStyle w:val="Hyperlink"/>
@@ -1637,7 +1637,7 @@
               </w:rPr>
               <w:t xml:space="preserve">，PR </w:t>
             </w:r>
-            <w:hyperlink w:history="1" r:id="rIdcibrhtcxueyenx9200bf_">
+            <w:hyperlink w:history="1" r:id="rId-33dye_hnq3prkpcbycyx">
               <w:r>
                 <w:rPr>
                   <w:rStyle w:val="Hyperlink"/>
@@ -1671,7 +1671,7 @@
               <w:spacing w:after="0" w:before="0"/>
               <w:jc w:val="left"/>
             </w:pPr>
-            <w:hyperlink w:history="1" r:id="rIdr8nqwicssmi8jfi6bgl-3">
+            <w:hyperlink w:history="1" r:id="rIdttqvsy9hq2alnm2qwfu2m">
               <w:r>
                 <w:rPr>
                   <w:rStyle w:val="Hyperlink"/>
@@ -1754,7 +1754,7 @@
               </w:rPr>
               <w:t xml:space="preserve">，PR </w:t>
             </w:r>
-            <w:hyperlink w:history="1" r:id="rIdyghug5yd0x1ytua7enjgy">
+            <w:hyperlink w:history="1" r:id="rIdzz3_z7nd8h_z1hpifczn3">
               <w:r>
                 <w:rPr>
                   <w:rStyle w:val="Hyperlink"/>
@@ -2523,7 +2523,7 @@
         </w:rPr>
         <w:t xml:space="preserve">（PR </w:t>
       </w:r>
-      <w:hyperlink w:history="1" r:id="rIdhqajbqbtxuibubbxzyqkk">
+      <w:hyperlink w:history="1" r:id="rIdd5tjmtiaknetqui4ekvjh">
         <w:r>
           <w:rPr>
             <w:rStyle w:val="Hyperlink"/>
